--- a/中期报告/韩汶峰-中期报告.docx
+++ b/中期报告/韩汶峰-中期报告.docx
@@ -884,6 +884,12 @@
             <w:insideH w:val="none" w:color="auto" w:sz="0" w:space="0"/>
             <w:insideV w:val="none" w:color="auto" w:sz="0" w:space="0"/>
           </w:tblBorders>
+          <w:tblCellMar>
+            <w:top w:w="0" w:type="dxa"/>
+            <w:left w:w="108" w:type="dxa"/>
+            <w:bottom w:w="0" w:type="dxa"/>
+            <w:right w:w="108" w:type="dxa"/>
+          </w:tblCellMar>
         </w:tblPrEx>
         <w:trPr>
           <w:jc w:val="center"/>
@@ -1023,18 +1029,10 @@
           <w:sz w:val="24"/>
           <w:szCs w:val="24"/>
         </w:rPr>
-        <w:t>癌症分型是精准医学中的重要研究内容，其</w:t>
+        <w:t>癌症分型旨在依据患者的分子特征识别不同肿瘤亚型，是精准医学中辅助治疗选择和预后评估的重要任务[1]。随着TCGA等公共数据库的建立，基因表达、DNA甲基化和miRNA表达等多组学数据为癌症亚型识别提供了更丰富的分子信息[2]。相较于单一组学，多组学数据能够从多个分子层面共同刻画同一批患者样本，有助于提高癌症亚型识别的准确性[3]。然而，多组学癌症分型并不只是多源数据融合问题，实际建模中还受到数据不平衡的制约。</w:t>
       </w:r>
       <w:bookmarkStart w:id="109" w:name="_GoBack"/>
       <w:bookmarkEnd w:id="109"/>
-      <w:r>
-        <w:rPr>
-          <w:rFonts w:hint="eastAsia" w:ascii="Times New Roman" w:hAnsi="Times New Roman" w:eastAsia="宋体" w:cs="宋体"/>
-          <w:sz w:val="24"/>
-          <w:szCs w:val="24"/>
-        </w:rPr>
-        <w:t>目标是依据患者分子特征区分具有不同生物学状态和临床表现的肿瘤亚型。分型结果可用于辅助判断患者预后、选择治疗方案，并为后续分子机制分析提供样本分组依据[1]。</w:t>
-      </w:r>
     </w:p>
     <w:p>
       <w:pPr>
@@ -1052,24 +1050,7 @@
           <w:sz w:val="24"/>
           <w:szCs w:val="24"/>
         </w:rPr>
-        <w:t>随着</w:t>
-      </w:r>
-      <w:r>
-        <w:rPr>
-          <w:rFonts w:hint="eastAsia" w:ascii="Times New Roman" w:hAnsi="Times New Roman" w:eastAsia="宋体" w:cs="宋体"/>
-          <w:sz w:val="24"/>
-          <w:szCs w:val="24"/>
-          <w:highlight w:val="yellow"/>
-        </w:rPr>
-        <w:t>高通量测序技术</w:t>
-      </w:r>
-      <w:r>
-        <w:rPr>
-          <w:rFonts w:hint="eastAsia" w:ascii="Times New Roman" w:hAnsi="Times New Roman" w:eastAsia="宋体" w:cs="宋体"/>
-          <w:sz w:val="24"/>
-          <w:szCs w:val="24"/>
-        </w:rPr>
-        <w:t>和 TCGA 等公共数据库的发展，基因表达、DNA 甲基化、拷贝数变异和 miRNA 表达等多组学数据被广泛应用于癌症亚型识别[2]。与单一组学相比，多组学数据可以同时反映转录、表观调控和拷贝数改变等不同分子层面的变化，使模型不再只依赖某一类信号进行亚型判断[3]。</w:t>
+        <w:t>多组学癌症数据中的不平衡具有多层次特征。首先，不同癌症亚型的样本数量差异较大，少数类亚型在监督训练中容易被多数类主导[4]。其次，不同组学模态在特征维度、稀疏程度和信息含量上存在明显差异，直接融合时模型可能偏向高维度或高信息量模态，从而削弱其他模态中的有效信号[5]。此外，当患者样本被构造成图结构后，少数类节点往往处于连接不足或传播位置不利的区域，在图卷积消息传递过程中获得的邻域信息和监督信号相对有限[6]。因此，非平衡多组学癌症分型问题不仅体现在类别数量差异上，也体现在特征表达差异和图拓扑传播差异中。</w:t>
       </w:r>
     </w:p>
     <w:p>
@@ -1088,41 +1069,7 @@
           <w:sz w:val="24"/>
           <w:szCs w:val="24"/>
         </w:rPr>
-        <w:t>但是，多组学癌症分型仍面临较为复杂的</w:t>
-      </w:r>
-      <w:r>
-        <w:rPr>
-          <w:rFonts w:hint="eastAsia" w:ascii="Times New Roman" w:hAnsi="Times New Roman" w:eastAsia="宋体" w:cs="宋体"/>
-          <w:sz w:val="24"/>
-          <w:szCs w:val="24"/>
-          <w:highlight w:val="yellow"/>
-        </w:rPr>
-        <w:t>数据偏置</w:t>
-      </w:r>
-      <w:r>
-        <w:rPr>
-          <w:rFonts w:hint="eastAsia" w:ascii="Times New Roman" w:hAnsi="Times New Roman" w:eastAsia="宋体" w:cs="宋体"/>
-          <w:sz w:val="24"/>
-          <w:szCs w:val="24"/>
-        </w:rPr>
-        <w:t>。首先，不同癌症亚型的样本数量通常差异明显，少数亚型在模型训练中容易被多数亚型掩盖，导致模型更倾向于识别样本量较大的类别[4]。其次，不同组学模态在特征维度、稀疏程度和信息含量上存在差异，直接拼接或简单融合时，模型可能更多依赖高维度或强信号模态，削弱其他模态中的有效信息[5]。此外，当患者样本</w:t>
-      </w:r>
-      <w:r>
-        <w:rPr>
-          <w:rFonts w:hint="eastAsia" w:ascii="Times New Roman" w:hAnsi="Times New Roman" w:eastAsia="宋体" w:cs="宋体"/>
-          <w:sz w:val="24"/>
-          <w:szCs w:val="24"/>
-          <w:highlight w:val="yellow"/>
-        </w:rPr>
-        <w:t>被构造成相似图</w:t>
-      </w:r>
-      <w:r>
-        <w:rPr>
-          <w:rFonts w:hint="eastAsia" w:ascii="Times New Roman" w:hAnsi="Times New Roman" w:eastAsia="宋体" w:cs="宋体"/>
-          <w:sz w:val="24"/>
-          <w:szCs w:val="24"/>
-        </w:rPr>
-        <w:t>后，少数类节点还可能处于连接不足或传播位置不利的区域，在图卷积消息传递过程中获得的邻域信息有限[6]。因此，该任务中的不平衡并不只表现为类别数量差异，还会进一步体现在模态特征表达和图结构传播过程中。</w:t>
+        <w:t>现有类别不平衡处理方法主要包括数据层面的重采样、算法层面的代价敏感学习以及集成策略[7]。例如，SMOTE通过在特征空间插值生成少数类样本缓解类别比例差异[8]，Focal Loss等损失函数通过调整样本权重增强模型对难分类样本的关注[9-10]，集成方法则通过多个重采样子集提升分类稳定性[7]。这些方法能够在一定程度上缓解类别数量差异，但多数方法通常只将类别划分为少数类和多数类[11]。对于癌症分型任务而言，中间规模亚型并不少见，简单二分会将中等规模类别粗略并入多数类或少数类，难以描述类别规模的连续变化，也难以为后续特征增强和图结构调整提供细粒度依据。</w:t>
       </w:r>
     </w:p>
     <w:p>
@@ -1133,7 +1080,6 @@
           <w:rFonts w:hint="eastAsia" w:ascii="Times New Roman" w:hAnsi="Times New Roman" w:eastAsia="宋体" w:cs="宋体"/>
           <w:sz w:val="24"/>
           <w:szCs w:val="24"/>
-          <w:u w:val="single"/>
         </w:rPr>
       </w:pPr>
       <w:r>
@@ -1141,9 +1087,8 @@
           <w:rFonts w:hint="eastAsia" w:ascii="Times New Roman" w:hAnsi="Times New Roman" w:eastAsia="宋体" w:cs="宋体"/>
           <w:sz w:val="24"/>
           <w:szCs w:val="24"/>
-          <w:u w:val="single"/>
-        </w:rPr>
-        <w:t>针对类别数量差异，已有研究主要从数据层面和算法层面进行处理。数据层面的方法通常通过过采样、欠采样或合成少数类样本来调整训练集分布[7-10]；算法层面的方法则通过类别加权、代价敏感学习或难样本重加权，使模型在训练过程中更加关注少数类样本[11]；此外，也有研究采用集成策略提高不平衡场景下的分类稳定性[12]。这些方法能够缓解类别比例差异带来的影响，但多数方法仍以少数类和多数类的二分处理为主，对中等规模类别的刻画较粗，也较少考虑类别数量差异与多组学特征表达、图结构传播之间的联系[13]。</w:t>
+        </w:rPr>
+        <w:t>多组学融合方法则主要围绕特征提取和跨模态信息整合展开。基于自编码器的方法通常将不同组学模态映射到统一低维空间[12]，MOGONET利用多视图图卷积网络分别学习不同组学模态中的患者表示并进行跨组学融合[13]，MOHGCN通过异质图建模样本与基因之间的高阶关联[14]。这些方法推动了多组学癌症分型研究[15]，但其重点多放在多模态表示学习和融合策略上，对少数类特征在高维稀疏空间中的分布偏斜、图结构中少数类节点的传播劣势，以及类别不平衡与多组学融合之间的耦合关系处理不足。</w:t>
       </w:r>
     </w:p>
     <w:p>
@@ -1162,47 +1107,7 @@
           <w:sz w:val="24"/>
           <w:szCs w:val="24"/>
         </w:rPr>
-        <w:t>在多组学融合方面，现有方法通常利用自编码器、低维表示学习、多视图图神经网络或异质图建模等方式整合不同组学数据[14-17]。这类方法能够在一定程度上提取组学间的互补信息，提升癌症分型效果。然而，它们的重点多放在跨组学表示学习或融合策略上，对不同模态之间的特征偏置、少数类特征在高维稀疏空间中的分布偏斜，以及图学习过程中的传播偏置考虑不足。因此，在样本类别分布不均衡的情况下，多组学融合结果仍可能受到多数类亚型或强势模态的影响。</w:t>
-      </w:r>
-    </w:p>
-    <w:p>
-      <w:pPr>
-        <w:spacing w:line="360" w:lineRule="auto"/>
-        <w:ind w:firstLine="480" w:firstLineChars="200"/>
-        <w:rPr>
-          <w:rFonts w:hint="eastAsia" w:ascii="Times New Roman" w:hAnsi="Times New Roman" w:eastAsia="宋体" w:cs="宋体"/>
-          <w:sz w:val="24"/>
-          <w:szCs w:val="24"/>
-          <w:u w:val="single"/>
-        </w:rPr>
-      </w:pPr>
-      <w:r>
-        <w:rPr>
-          <w:rFonts w:hint="eastAsia" w:ascii="Times New Roman" w:hAnsi="Times New Roman" w:eastAsia="宋体" w:cs="宋体"/>
-          <w:sz w:val="24"/>
-          <w:szCs w:val="24"/>
-          <w:u w:val="single"/>
-        </w:rPr>
-        <w:t>随着图学习方法被引入癌症分型和多组学整合，研究者开始关注图结构中的类别偏置问题。例如，通过少数类节点生成、拓扑边界调整、节点重加权或边结构调整等方式改善少数类节点的表示学习效果[18-20]。这类方法说明图结构本身会影响不平衡数据的分类结果。但在多组学癌症数据中，图结构并不是单独存在的，它同时受到类别规模、组学特征分布和患者相似性构图方式的影响。若只调整图拓扑，而不考虑不同组学模态中的特征差异，模型仍难以充分获得稳定的患者表示。</w:t>
-      </w:r>
-    </w:p>
-    <w:p>
-      <w:pPr>
-        <w:spacing w:line="360" w:lineRule="auto"/>
-        <w:ind w:firstLine="480" w:firstLineChars="200"/>
-        <w:rPr>
-          <w:rFonts w:hint="eastAsia" w:ascii="Times New Roman" w:hAnsi="Times New Roman" w:eastAsia="宋体" w:cs="宋体"/>
-          <w:sz w:val="24"/>
-          <w:szCs w:val="24"/>
-        </w:rPr>
-      </w:pPr>
-      <w:r>
-        <w:rPr>
-          <w:rFonts w:hint="eastAsia" w:ascii="Times New Roman" w:hAnsi="Times New Roman" w:eastAsia="宋体" w:cs="宋体"/>
-          <w:sz w:val="24"/>
-          <w:szCs w:val="24"/>
-        </w:rPr>
-        <w:t>综上，现有研究已经分别从不平衡学习、多组学融合和图结构建模等角度开展了探索[21-24]，但仍缺少一种能够将类别规模、模态特征和图结构传播放在同一建模过程中的癌症分型方法。对于多组学癌症分型任务而言，研究如何在融合多源分子信息的同时减弱上述偏置影响，有助于提高亚型识别结果的稳定性，并为后续特征分析和生物学解释提供基础[25]。</w:t>
+        <w:t>综上，非平衡多组学癌症分型仍面临三个主要问题：一是类别规模差异导致模型容易偏向多数类亚型；二是不同组学模态之间的维度、稀疏性和信息含量差异增加了平衡特征提取的难度；三是图结构建模过程中少数类节点可能处于传播不利位置，影响其表示学习效果。因此，研究一种能够同时考虑类别、特征和拓扑不平衡的多组学癌症分型方法，对于提高癌症亚型识别的准确性和稳定性具有重要意义。</w:t>
       </w:r>
     </w:p>
     <w:p>
@@ -3314,9 +3219,9 @@
                       <w:sz w:val="24"/>
                     </w:rPr>
                   </m:ctrlPr>
+                  <w:bookmarkEnd w:id="11"/>
                 </m:e>
               </m:d>
-              <w:bookmarkEnd w:id="11"/>
               <m:ctrlPr>
                 <w:rPr>
                   <w:rFonts w:ascii="Cambria Math" w:hAnsi="Cambria Math"/>
@@ -4837,9 +4742,9 @@
         </w:rPr>
         <w:t>，</w:t>
       </w:r>
+      <w:bookmarkStart w:id="14" w:name="OLE_LINK38"/>
       <m:oMath>
         <m:sSub>
-          <w:bookmarkStart w:id="14" w:name="OLE_LINK38"/>
           <m:sSubPr>
             <m:ctrlPr>
               <w:rPr>
@@ -5222,10 +5127,10 @@
                 <w:lang w:bidi="ar"/>
               </w:rPr>
             </m:ctrlPr>
+            <w:bookmarkEnd w:id="19"/>
           </m:sub>
         </m:sSub>
       </m:oMath>
-      <w:bookmarkEnd w:id="19"/>
       <w:r>
         <w:rPr>
           <w:rFonts w:hint="eastAsia" w:ascii="Times New Roman" w:hAnsi="Times New Roman"/>
@@ -5308,6 +5213,7 @@
               </w:rPr>
               <m:t>k</m:t>
             </m:r>
+            <w:bookmarkEnd w:id="20"/>
             <m:ctrlPr>
               <w:rPr>
                 <w:rFonts w:ascii="Cambria Math" w:hAnsi="Cambria Math"/>
@@ -5316,7 +5222,6 @@
                 <w:lang w:bidi="ar"/>
               </w:rPr>
             </m:ctrlPr>
-            <w:bookmarkEnd w:id="20"/>
           </m:sub>
         </m:sSub>
       </m:oMath>
@@ -11758,6 +11663,7 @@
                     </w:rPr>
                     <m:t>3.9</m:t>
                   </m:r>
+                  <w:bookmarkEnd w:id="25"/>
                   <m:ctrlPr>
                     <w:rPr>
                       <w:rFonts w:ascii="Cambria Math" w:hAnsi="Cambria Math"/>
@@ -11766,7 +11672,6 @@
                       <w:lang w:bidi="ar"/>
                     </w:rPr>
                   </m:ctrlPr>
-                  <w:bookmarkEnd w:id="25"/>
                 </m:e>
               </m:d>
               <m:ctrlPr>
@@ -36899,6 +36804,7 @@
   <w:style w:type="character" w:customStyle="1" w:styleId="36">
     <w:name w:val="vlist-s"/>
     <w:basedOn w:val="15"/>
+    <w:qFormat/>
     <w:uiPriority w:val="0"/>
   </w:style>
   <w:style w:type="character" w:customStyle="1" w:styleId="37">
